--- a/Word/08-IEC-EC-B-materiales-candidato.docx
+++ b/Word/08-IEC-EC-B-materiales-candidato.docx
@@ -229,10 +229,10 @@
         <w:tblLook w:firstColumn="1" w:firstRow="1" w:lastColumn="0" w:lastRow="0" w:noHBand="0" w:noVBand="1" w:val="04A0"/>
       </w:tblPr>
       <w:tblGrid>
-        <w:gridCol w:w="792"/>
-        <w:gridCol w:w="792"/>
-        <w:gridCol w:w="3716"/>
-        <w:gridCol w:w="4330"/>
+        <w:gridCol w:w="871"/>
+        <w:gridCol w:w="932"/>
+        <w:gridCol w:w="3313"/>
+        <w:gridCol w:w="4514"/>
       </w:tblGrid>
       <w:tr>
         <w:trPr>
@@ -241,7 +241,7 @@
         </w:trPr>
         <w:tc>
           <w:tcPr>
-            <w:tcW w:w="792" w:type="dxa"/>
+            <w:tcW w:w="871" w:type="dxa"/>
             <w:shd w:val="clear" w:color="auto" w:fill="ECECEC"/>
           </w:tcPr>
           <w:p>
@@ -260,7 +260,7 @@
         </w:tc>
         <w:tc>
           <w:tcPr>
-            <w:tcW w:w="792" w:type="dxa"/>
+            <w:tcW w:w="932" w:type="dxa"/>
             <w:shd w:val="clear" w:color="auto" w:fill="ECECEC"/>
           </w:tcPr>
           <w:p>
@@ -279,7 +279,7 @@
         </w:tc>
         <w:tc>
           <w:tcPr>
-            <w:tcW w:w="3716" w:type="dxa"/>
+            <w:tcW w:w="3313" w:type="dxa"/>
             <w:shd w:val="clear" w:color="auto" w:fill="ECECEC"/>
           </w:tcPr>
           <w:p>
@@ -298,7 +298,7 @@
         </w:tc>
         <w:tc>
           <w:tcPr>
-            <w:tcW w:w="4330" w:type="dxa"/>
+            <w:tcW w:w="4514" w:type="dxa"/>
             <w:shd w:val="clear" w:color="auto" w:fill="ECECEC"/>
           </w:tcPr>
           <w:p>
@@ -319,7 +319,7 @@
       <w:tr>
         <w:tc>
           <w:tcPr>
-            <w:tcW w:w="792" w:type="dxa"/>
+            <w:tcW w:w="871" w:type="dxa"/>
           </w:tcPr>
           <w:p>
             <w:pPr>
@@ -336,7 +336,7 @@
         </w:tc>
         <w:tc>
           <w:tcPr>
-            <w:tcW w:w="792" w:type="dxa"/>
+            <w:tcW w:w="932" w:type="dxa"/>
           </w:tcPr>
           <w:p>
             <w:pPr>
@@ -353,7 +353,7 @@
         </w:tc>
         <w:tc>
           <w:tcPr>
-            <w:tcW w:w="3716" w:type="dxa"/>
+            <w:tcW w:w="3313" w:type="dxa"/>
           </w:tcPr>
           <w:p>
             <w:pPr>
@@ -370,7 +370,7 @@
         </w:tc>
         <w:tc>
           <w:tcPr>
-            <w:tcW w:w="4330" w:type="dxa"/>
+            <w:tcW w:w="4514" w:type="dxa"/>
           </w:tcPr>
           <w:p>
             <w:pPr>
@@ -389,7 +389,7 @@
       <w:tr>
         <w:tc>
           <w:tcPr>
-            <w:tcW w:w="792" w:type="dxa"/>
+            <w:tcW w:w="871" w:type="dxa"/>
           </w:tcPr>
           <w:p>
             <w:pPr>
@@ -406,7 +406,7 @@
         </w:tc>
         <w:tc>
           <w:tcPr>
-            <w:tcW w:w="792" w:type="dxa"/>
+            <w:tcW w:w="932" w:type="dxa"/>
           </w:tcPr>
           <w:p>
             <w:pPr>
@@ -423,7 +423,7 @@
         </w:tc>
         <w:tc>
           <w:tcPr>
-            <w:tcW w:w="3716" w:type="dxa"/>
+            <w:tcW w:w="3313" w:type="dxa"/>
           </w:tcPr>
           <w:p>
             <w:pPr>
@@ -440,7 +440,7 @@
         </w:tc>
         <w:tc>
           <w:tcPr>
-            <w:tcW w:w="4330" w:type="dxa"/>
+            <w:tcW w:w="4514" w:type="dxa"/>
           </w:tcPr>
           <w:p>
             <w:pPr>
@@ -459,7 +459,7 @@
       <w:tr>
         <w:tc>
           <w:tcPr>
-            <w:tcW w:w="792" w:type="dxa"/>
+            <w:tcW w:w="871" w:type="dxa"/>
           </w:tcPr>
           <w:p>
             <w:pPr>
@@ -476,7 +476,7 @@
         </w:tc>
         <w:tc>
           <w:tcPr>
-            <w:tcW w:w="792" w:type="dxa"/>
+            <w:tcW w:w="932" w:type="dxa"/>
           </w:tcPr>
           <w:p>
             <w:pPr>
@@ -493,7 +493,7 @@
         </w:tc>
         <w:tc>
           <w:tcPr>
-            <w:tcW w:w="3716" w:type="dxa"/>
+            <w:tcW w:w="3313" w:type="dxa"/>
           </w:tcPr>
           <w:p>
             <w:pPr>
@@ -510,7 +510,7 @@
         </w:tc>
         <w:tc>
           <w:tcPr>
-            <w:tcW w:w="4330" w:type="dxa"/>
+            <w:tcW w:w="4514" w:type="dxa"/>
           </w:tcPr>
           <w:p>
             <w:pPr>
@@ -529,7 +529,7 @@
       <w:tr>
         <w:tc>
           <w:tcPr>
-            <w:tcW w:w="792" w:type="dxa"/>
+            <w:tcW w:w="871" w:type="dxa"/>
           </w:tcPr>
           <w:p>
             <w:pPr>
@@ -546,7 +546,7 @@
         </w:tc>
         <w:tc>
           <w:tcPr>
-            <w:tcW w:w="792" w:type="dxa"/>
+            <w:tcW w:w="932" w:type="dxa"/>
           </w:tcPr>
           <w:p>
             <w:pPr>
@@ -563,7 +563,7 @@
         </w:tc>
         <w:tc>
           <w:tcPr>
-            <w:tcW w:w="3716" w:type="dxa"/>
+            <w:tcW w:w="3313" w:type="dxa"/>
           </w:tcPr>
           <w:p>
             <w:pPr>
@@ -580,7 +580,7 @@
         </w:tc>
         <w:tc>
           <w:tcPr>
-            <w:tcW w:w="4330" w:type="dxa"/>
+            <w:tcW w:w="4514" w:type="dxa"/>
           </w:tcPr>
           <w:p>
             <w:pPr>
@@ -599,7 +599,7 @@
       <w:tr>
         <w:tc>
           <w:tcPr>
-            <w:tcW w:w="792" w:type="dxa"/>
+            <w:tcW w:w="871" w:type="dxa"/>
           </w:tcPr>
           <w:p>
             <w:pPr>
@@ -616,7 +616,7 @@
         </w:tc>
         <w:tc>
           <w:tcPr>
-            <w:tcW w:w="792" w:type="dxa"/>
+            <w:tcW w:w="932" w:type="dxa"/>
           </w:tcPr>
           <w:p>
             <w:pPr>
@@ -633,7 +633,7 @@
         </w:tc>
         <w:tc>
           <w:tcPr>
-            <w:tcW w:w="3716" w:type="dxa"/>
+            <w:tcW w:w="3313" w:type="dxa"/>
           </w:tcPr>
           <w:p>
             <w:pPr>
@@ -650,7 +650,7 @@
         </w:tc>
         <w:tc>
           <w:tcPr>
-            <w:tcW w:w="4330" w:type="dxa"/>
+            <w:tcW w:w="4514" w:type="dxa"/>
           </w:tcPr>
           <w:p>
             <w:pPr>
@@ -848,11 +848,11 @@
         <w:tblLook w:firstColumn="1" w:firstRow="1" w:lastColumn="0" w:lastRow="0" w:noHBand="0" w:noVBand="1" w:val="04A0"/>
       </w:tblPr>
       <w:tblGrid>
-        <w:gridCol w:w="1729"/>
-        <w:gridCol w:w="2083"/>
-        <w:gridCol w:w="869"/>
-        <w:gridCol w:w="869"/>
-        <w:gridCol w:w="4079"/>
+        <w:gridCol w:w="1971"/>
+        <w:gridCol w:w="2183"/>
+        <w:gridCol w:w="1245"/>
+        <w:gridCol w:w="1299"/>
+        <w:gridCol w:w="2933"/>
       </w:tblGrid>
       <w:tr>
         <w:trPr>
@@ -861,7 +861,7 @@
         </w:trPr>
         <w:tc>
           <w:tcPr>
-            <w:tcW w:w="1729" w:type="dxa"/>
+            <w:tcW w:w="1971" w:type="dxa"/>
             <w:shd w:val="clear" w:color="auto" w:fill="ECECEC"/>
           </w:tcPr>
           <w:p>
@@ -880,7 +880,7 @@
         </w:tc>
         <w:tc>
           <w:tcPr>
-            <w:tcW w:w="2083" w:type="dxa"/>
+            <w:tcW w:w="2183" w:type="dxa"/>
             <w:shd w:val="clear" w:color="auto" w:fill="ECECEC"/>
           </w:tcPr>
           <w:p>
@@ -899,7 +899,7 @@
         </w:tc>
         <w:tc>
           <w:tcPr>
-            <w:tcW w:w="869" w:type="dxa"/>
+            <w:tcW w:w="1245" w:type="dxa"/>
             <w:shd w:val="clear" w:color="auto" w:fill="ECECEC"/>
           </w:tcPr>
           <w:p>
@@ -918,7 +918,7 @@
         </w:tc>
         <w:tc>
           <w:tcPr>
-            <w:tcW w:w="869" w:type="dxa"/>
+            <w:tcW w:w="1299" w:type="dxa"/>
             <w:shd w:val="clear" w:color="auto" w:fill="ECECEC"/>
           </w:tcPr>
           <w:p>
@@ -937,7 +937,7 @@
         </w:tc>
         <w:tc>
           <w:tcPr>
-            <w:tcW w:w="4079" w:type="dxa"/>
+            <w:tcW w:w="2933" w:type="dxa"/>
             <w:shd w:val="clear" w:color="auto" w:fill="ECECEC"/>
           </w:tcPr>
           <w:p>
@@ -958,7 +958,7 @@
       <w:tr>
         <w:tc>
           <w:tcPr>
-            <w:tcW w:w="1729" w:type="dxa"/>
+            <w:tcW w:w="1971" w:type="dxa"/>
           </w:tcPr>
           <w:p>
             <w:pPr>
@@ -975,7 +975,7 @@
         </w:tc>
         <w:tc>
           <w:tcPr>
-            <w:tcW w:w="2083" w:type="dxa"/>
+            <w:tcW w:w="2183" w:type="dxa"/>
           </w:tcPr>
           <w:p>
             <w:pPr>
@@ -992,7 +992,7 @@
         </w:tc>
         <w:tc>
           <w:tcPr>
-            <w:tcW w:w="869" w:type="dxa"/>
+            <w:tcW w:w="1245" w:type="dxa"/>
           </w:tcPr>
           <w:p>
             <w:pPr>
@@ -1009,7 +1009,7 @@
         </w:tc>
         <w:tc>
           <w:tcPr>
-            <w:tcW w:w="869" w:type="dxa"/>
+            <w:tcW w:w="1299" w:type="dxa"/>
           </w:tcPr>
           <w:p>
             <w:pPr>
@@ -1026,7 +1026,7 @@
         </w:tc>
         <w:tc>
           <w:tcPr>
-            <w:tcW w:w="4079" w:type="dxa"/>
+            <w:tcW w:w="2933" w:type="dxa"/>
           </w:tcPr>
           <w:p>
             <w:pPr>
@@ -1045,7 +1045,7 @@
       <w:tr>
         <w:tc>
           <w:tcPr>
-            <w:tcW w:w="1729" w:type="dxa"/>
+            <w:tcW w:w="1971" w:type="dxa"/>
           </w:tcPr>
           <w:p>
             <w:pPr>
@@ -1062,7 +1062,7 @@
         </w:tc>
         <w:tc>
           <w:tcPr>
-            <w:tcW w:w="2083" w:type="dxa"/>
+            <w:tcW w:w="2183" w:type="dxa"/>
           </w:tcPr>
           <w:p>
             <w:pPr>
@@ -1079,7 +1079,7 @@
         </w:tc>
         <w:tc>
           <w:tcPr>
-            <w:tcW w:w="869" w:type="dxa"/>
+            <w:tcW w:w="1245" w:type="dxa"/>
           </w:tcPr>
           <w:p>
             <w:pPr>
@@ -1096,7 +1096,7 @@
         </w:tc>
         <w:tc>
           <w:tcPr>
-            <w:tcW w:w="869" w:type="dxa"/>
+            <w:tcW w:w="1299" w:type="dxa"/>
           </w:tcPr>
           <w:p>
             <w:pPr>
@@ -1113,7 +1113,7 @@
         </w:tc>
         <w:tc>
           <w:tcPr>
-            <w:tcW w:w="4079" w:type="dxa"/>
+            <w:tcW w:w="2933" w:type="dxa"/>
           </w:tcPr>
           <w:p>
             <w:pPr>
@@ -1132,7 +1132,7 @@
       <w:tr>
         <w:tc>
           <w:tcPr>
-            <w:tcW w:w="1729" w:type="dxa"/>
+            <w:tcW w:w="1971" w:type="dxa"/>
           </w:tcPr>
           <w:p>
             <w:pPr>
@@ -1149,7 +1149,7 @@
         </w:tc>
         <w:tc>
           <w:tcPr>
-            <w:tcW w:w="2083" w:type="dxa"/>
+            <w:tcW w:w="2183" w:type="dxa"/>
           </w:tcPr>
           <w:p>
             <w:pPr>
@@ -1166,7 +1166,7 @@
         </w:tc>
         <w:tc>
           <w:tcPr>
-            <w:tcW w:w="869" w:type="dxa"/>
+            <w:tcW w:w="1245" w:type="dxa"/>
           </w:tcPr>
           <w:p>
             <w:pPr>
@@ -1183,7 +1183,7 @@
         </w:tc>
         <w:tc>
           <w:tcPr>
-            <w:tcW w:w="869" w:type="dxa"/>
+            <w:tcW w:w="1299" w:type="dxa"/>
           </w:tcPr>
           <w:p>
             <w:pPr>
@@ -1200,7 +1200,7 @@
         </w:tc>
         <w:tc>
           <w:tcPr>
-            <w:tcW w:w="4079" w:type="dxa"/>
+            <w:tcW w:w="2933" w:type="dxa"/>
           </w:tcPr>
           <w:p>
             <w:pPr>
@@ -1219,7 +1219,7 @@
       <w:tr>
         <w:tc>
           <w:tcPr>
-            <w:tcW w:w="1729" w:type="dxa"/>
+            <w:tcW w:w="1971" w:type="dxa"/>
           </w:tcPr>
           <w:p>
             <w:pPr>
@@ -1236,7 +1236,7 @@
         </w:tc>
         <w:tc>
           <w:tcPr>
-            <w:tcW w:w="2083" w:type="dxa"/>
+            <w:tcW w:w="2183" w:type="dxa"/>
           </w:tcPr>
           <w:p>
             <w:pPr>
@@ -1253,7 +1253,7 @@
         </w:tc>
         <w:tc>
           <w:tcPr>
-            <w:tcW w:w="869" w:type="dxa"/>
+            <w:tcW w:w="1245" w:type="dxa"/>
           </w:tcPr>
           <w:p>
             <w:pPr>
@@ -1270,7 +1270,7 @@
         </w:tc>
         <w:tc>
           <w:tcPr>
-            <w:tcW w:w="869" w:type="dxa"/>
+            <w:tcW w:w="1299" w:type="dxa"/>
           </w:tcPr>
           <w:p>
             <w:pPr>
@@ -1287,7 +1287,7 @@
         </w:tc>
         <w:tc>
           <w:tcPr>
-            <w:tcW w:w="4079" w:type="dxa"/>
+            <w:tcW w:w="2933" w:type="dxa"/>
           </w:tcPr>
           <w:p>
             <w:pPr>
@@ -1344,11 +1344,11 @@
         <w:tblLook w:firstColumn="1" w:firstRow="1" w:lastColumn="0" w:lastRow="0" w:noHBand="0" w:noVBand="1" w:val="04A0"/>
       </w:tblPr>
       <w:tblGrid>
-        <w:gridCol w:w="1539"/>
-        <w:gridCol w:w="1108"/>
-        <w:gridCol w:w="886"/>
-        <w:gridCol w:w="5050"/>
-        <w:gridCol w:w="1047"/>
+        <w:gridCol w:w="1817"/>
+        <w:gridCol w:w="1483"/>
+        <w:gridCol w:w="1442"/>
+        <w:gridCol w:w="3530"/>
+        <w:gridCol w:w="1357"/>
       </w:tblGrid>
       <w:tr>
         <w:trPr>
@@ -1357,7 +1357,7 @@
         </w:trPr>
         <w:tc>
           <w:tcPr>
-            <w:tcW w:w="1539" w:type="dxa"/>
+            <w:tcW w:w="1817" w:type="dxa"/>
             <w:shd w:val="clear" w:color="auto" w:fill="ECECEC"/>
           </w:tcPr>
           <w:p>
@@ -1376,7 +1376,7 @@
         </w:tc>
         <w:tc>
           <w:tcPr>
-            <w:tcW w:w="1108" w:type="dxa"/>
+            <w:tcW w:w="1483" w:type="dxa"/>
             <w:shd w:val="clear" w:color="auto" w:fill="ECECEC"/>
           </w:tcPr>
           <w:p>
@@ -1395,7 +1395,7 @@
         </w:tc>
         <w:tc>
           <w:tcPr>
-            <w:tcW w:w="886" w:type="dxa"/>
+            <w:tcW w:w="1442" w:type="dxa"/>
             <w:shd w:val="clear" w:color="auto" w:fill="ECECEC"/>
           </w:tcPr>
           <w:p>
@@ -1414,7 +1414,7 @@
         </w:tc>
         <w:tc>
           <w:tcPr>
-            <w:tcW w:w="5050" w:type="dxa"/>
+            <w:tcW w:w="3530" w:type="dxa"/>
             <w:shd w:val="clear" w:color="auto" w:fill="ECECEC"/>
           </w:tcPr>
           <w:p>
@@ -1433,7 +1433,7 @@
         </w:tc>
         <w:tc>
           <w:tcPr>
-            <w:tcW w:w="1047" w:type="dxa"/>
+            <w:tcW w:w="1357" w:type="dxa"/>
             <w:shd w:val="clear" w:color="auto" w:fill="ECECEC"/>
           </w:tcPr>
           <w:p>
@@ -1454,7 +1454,7 @@
       <w:tr>
         <w:tc>
           <w:tcPr>
-            <w:tcW w:w="1539" w:type="dxa"/>
+            <w:tcW w:w="1817" w:type="dxa"/>
           </w:tcPr>
           <w:p>
             <w:pPr>
@@ -1471,7 +1471,7 @@
         </w:tc>
         <w:tc>
           <w:tcPr>
-            <w:tcW w:w="1108" w:type="dxa"/>
+            <w:tcW w:w="1483" w:type="dxa"/>
           </w:tcPr>
           <w:p>
             <w:pPr>
@@ -1488,7 +1488,7 @@
         </w:tc>
         <w:tc>
           <w:tcPr>
-            <w:tcW w:w="886" w:type="dxa"/>
+            <w:tcW w:w="1442" w:type="dxa"/>
           </w:tcPr>
           <w:p>
             <w:pPr>
@@ -1505,7 +1505,7 @@
         </w:tc>
         <w:tc>
           <w:tcPr>
-            <w:tcW w:w="5050" w:type="dxa"/>
+            <w:tcW w:w="3530" w:type="dxa"/>
           </w:tcPr>
           <w:p>
             <w:pPr>
@@ -1522,7 +1522,7 @@
         </w:tc>
         <w:tc>
           <w:tcPr>
-            <w:tcW w:w="1047" w:type="dxa"/>
+            <w:tcW w:w="1357" w:type="dxa"/>
           </w:tcPr>
           <w:p>
             <w:pPr>
@@ -1541,7 +1541,7 @@
       <w:tr>
         <w:tc>
           <w:tcPr>
-            <w:tcW w:w="1539" w:type="dxa"/>
+            <w:tcW w:w="1817" w:type="dxa"/>
           </w:tcPr>
           <w:p>
             <w:pPr>
@@ -1558,7 +1558,7 @@
         </w:tc>
         <w:tc>
           <w:tcPr>
-            <w:tcW w:w="1108" w:type="dxa"/>
+            <w:tcW w:w="1483" w:type="dxa"/>
           </w:tcPr>
           <w:p>
             <w:pPr>
@@ -1575,7 +1575,7 @@
         </w:tc>
         <w:tc>
           <w:tcPr>
-            <w:tcW w:w="886" w:type="dxa"/>
+            <w:tcW w:w="1442" w:type="dxa"/>
           </w:tcPr>
           <w:p>
             <w:pPr>
@@ -1592,7 +1592,7 @@
         </w:tc>
         <w:tc>
           <w:tcPr>
-            <w:tcW w:w="5050" w:type="dxa"/>
+            <w:tcW w:w="3530" w:type="dxa"/>
           </w:tcPr>
           <w:p>
             <w:pPr>
@@ -1609,7 +1609,7 @@
         </w:tc>
         <w:tc>
           <w:tcPr>
-            <w:tcW w:w="1047" w:type="dxa"/>
+            <w:tcW w:w="1357" w:type="dxa"/>
           </w:tcPr>
           <w:p>
             <w:pPr>
@@ -1628,7 +1628,7 @@
       <w:tr>
         <w:tc>
           <w:tcPr>
-            <w:tcW w:w="1539" w:type="dxa"/>
+            <w:tcW w:w="1817" w:type="dxa"/>
           </w:tcPr>
           <w:p>
             <w:pPr>
@@ -1645,7 +1645,7 @@
         </w:tc>
         <w:tc>
           <w:tcPr>
-            <w:tcW w:w="1108" w:type="dxa"/>
+            <w:tcW w:w="1483" w:type="dxa"/>
           </w:tcPr>
           <w:p>
             <w:pPr>
@@ -1662,7 +1662,7 @@
         </w:tc>
         <w:tc>
           <w:tcPr>
-            <w:tcW w:w="886" w:type="dxa"/>
+            <w:tcW w:w="1442" w:type="dxa"/>
           </w:tcPr>
           <w:p>
             <w:pPr>
@@ -1679,7 +1679,7 @@
         </w:tc>
         <w:tc>
           <w:tcPr>
-            <w:tcW w:w="5050" w:type="dxa"/>
+            <w:tcW w:w="3530" w:type="dxa"/>
           </w:tcPr>
           <w:p>
             <w:pPr>
@@ -1696,7 +1696,7 @@
         </w:tc>
         <w:tc>
           <w:tcPr>
-            <w:tcW w:w="1047" w:type="dxa"/>
+            <w:tcW w:w="1357" w:type="dxa"/>
           </w:tcPr>
           <w:p>
             <w:pPr>
@@ -1715,7 +1715,7 @@
       <w:tr>
         <w:tc>
           <w:tcPr>
-            <w:tcW w:w="1539" w:type="dxa"/>
+            <w:tcW w:w="1817" w:type="dxa"/>
           </w:tcPr>
           <w:p>
             <w:pPr>
@@ -1732,7 +1732,7 @@
         </w:tc>
         <w:tc>
           <w:tcPr>
-            <w:tcW w:w="1108" w:type="dxa"/>
+            <w:tcW w:w="1483" w:type="dxa"/>
           </w:tcPr>
           <w:p>
             <w:pPr>
@@ -1749,7 +1749,7 @@
         </w:tc>
         <w:tc>
           <w:tcPr>
-            <w:tcW w:w="886" w:type="dxa"/>
+            <w:tcW w:w="1442" w:type="dxa"/>
           </w:tcPr>
           <w:p>
             <w:pPr>
@@ -1766,7 +1766,7 @@
         </w:tc>
         <w:tc>
           <w:tcPr>
-            <w:tcW w:w="5050" w:type="dxa"/>
+            <w:tcW w:w="3530" w:type="dxa"/>
           </w:tcPr>
           <w:p>
             <w:pPr>
@@ -1783,7 +1783,7 @@
         </w:tc>
         <w:tc>
           <w:tcPr>
-            <w:tcW w:w="1047" w:type="dxa"/>
+            <w:tcW w:w="1357" w:type="dxa"/>
           </w:tcPr>
           <w:p>
             <w:pPr>
@@ -1903,9 +1903,9 @@
         <w:tblLook w:firstColumn="1" w:firstRow="1" w:lastColumn="0" w:lastRow="0" w:noHBand="0" w:noVBand="1" w:val="04A0"/>
       </w:tblPr>
       <w:tblGrid>
-        <w:gridCol w:w="3391"/>
-        <w:gridCol w:w="5019"/>
-        <w:gridCol w:w="1220"/>
+        <w:gridCol w:w="3330"/>
+        <w:gridCol w:w="4750"/>
+        <w:gridCol w:w="1551"/>
       </w:tblGrid>
       <w:tr>
         <w:trPr>
@@ -1914,7 +1914,7 @@
         </w:trPr>
         <w:tc>
           <w:tcPr>
-            <w:tcW w:w="3391" w:type="dxa"/>
+            <w:tcW w:w="3330" w:type="dxa"/>
             <w:shd w:val="clear" w:color="auto" w:fill="ECECEC"/>
           </w:tcPr>
           <w:p>
@@ -1933,7 +1933,7 @@
         </w:tc>
         <w:tc>
           <w:tcPr>
-            <w:tcW w:w="5019" w:type="dxa"/>
+            <w:tcW w:w="4750" w:type="dxa"/>
             <w:shd w:val="clear" w:color="auto" w:fill="ECECEC"/>
           </w:tcPr>
           <w:p>
@@ -1952,7 +1952,7 @@
         </w:tc>
         <w:tc>
           <w:tcPr>
-            <w:tcW w:w="1220" w:type="dxa"/>
+            <w:tcW w:w="1551" w:type="dxa"/>
             <w:shd w:val="clear" w:color="auto" w:fill="ECECEC"/>
           </w:tcPr>
           <w:p>
@@ -1973,7 +1973,7 @@
       <w:tr>
         <w:tc>
           <w:tcPr>
-            <w:tcW w:w="3391" w:type="dxa"/>
+            <w:tcW w:w="3330" w:type="dxa"/>
           </w:tcPr>
           <w:p>
             <w:pPr>
@@ -1990,7 +1990,7 @@
         </w:tc>
         <w:tc>
           <w:tcPr>
-            <w:tcW w:w="5019" w:type="dxa"/>
+            <w:tcW w:w="4750" w:type="dxa"/>
           </w:tcPr>
           <w:p>
             <w:pPr>
@@ -2007,7 +2007,7 @@
         </w:tc>
         <w:tc>
           <w:tcPr>
-            <w:tcW w:w="1220" w:type="dxa"/>
+            <w:tcW w:w="1551" w:type="dxa"/>
           </w:tcPr>
           <w:p>
             <w:pPr>
@@ -2026,7 +2026,7 @@
       <w:tr>
         <w:tc>
           <w:tcPr>
-            <w:tcW w:w="3391" w:type="dxa"/>
+            <w:tcW w:w="3330" w:type="dxa"/>
           </w:tcPr>
           <w:p>
             <w:pPr>
@@ -2043,7 +2043,7 @@
         </w:tc>
         <w:tc>
           <w:tcPr>
-            <w:tcW w:w="5019" w:type="dxa"/>
+            <w:tcW w:w="4750" w:type="dxa"/>
           </w:tcPr>
           <w:p>
             <w:pPr>
@@ -2060,7 +2060,7 @@
         </w:tc>
         <w:tc>
           <w:tcPr>
-            <w:tcW w:w="1220" w:type="dxa"/>
+            <w:tcW w:w="1551" w:type="dxa"/>
           </w:tcPr>
           <w:p>
             <w:pPr>
@@ -2079,7 +2079,7 @@
       <w:tr>
         <w:tc>
           <w:tcPr>
-            <w:tcW w:w="3391" w:type="dxa"/>
+            <w:tcW w:w="3330" w:type="dxa"/>
           </w:tcPr>
           <w:p>
             <w:pPr>
@@ -2096,7 +2096,7 @@
         </w:tc>
         <w:tc>
           <w:tcPr>
-            <w:tcW w:w="5019" w:type="dxa"/>
+            <w:tcW w:w="4750" w:type="dxa"/>
           </w:tcPr>
           <w:p>
             <w:pPr>
@@ -2113,7 +2113,7 @@
         </w:tc>
         <w:tc>
           <w:tcPr>
-            <w:tcW w:w="1220" w:type="dxa"/>
+            <w:tcW w:w="1551" w:type="dxa"/>
           </w:tcPr>
           <w:p>
             <w:pPr>
@@ -2132,7 +2132,7 @@
       <w:tr>
         <w:tc>
           <w:tcPr>
-            <w:tcW w:w="3391" w:type="dxa"/>
+            <w:tcW w:w="3330" w:type="dxa"/>
           </w:tcPr>
           <w:p>
             <w:pPr>
@@ -2149,7 +2149,7 @@
         </w:tc>
         <w:tc>
           <w:tcPr>
-            <w:tcW w:w="5019" w:type="dxa"/>
+            <w:tcW w:w="4750" w:type="dxa"/>
           </w:tcPr>
           <w:p>
             <w:pPr>
@@ -2166,7 +2166,7 @@
         </w:tc>
         <w:tc>
           <w:tcPr>
-            <w:tcW w:w="1220" w:type="dxa"/>
+            <w:tcW w:w="1551" w:type="dxa"/>
           </w:tcPr>
           <w:p>
             <w:pPr>
@@ -2185,7 +2185,7 @@
       <w:tr>
         <w:tc>
           <w:tcPr>
-            <w:tcW w:w="3391" w:type="dxa"/>
+            <w:tcW w:w="3330" w:type="dxa"/>
           </w:tcPr>
           <w:p>
             <w:pPr>
@@ -2202,7 +2202,7 @@
         </w:tc>
         <w:tc>
           <w:tcPr>
-            <w:tcW w:w="5019" w:type="dxa"/>
+            <w:tcW w:w="4750" w:type="dxa"/>
           </w:tcPr>
           <w:p>
             <w:pPr>
@@ -2219,7 +2219,7 @@
         </w:tc>
         <w:tc>
           <w:tcPr>
-            <w:tcW w:w="1220" w:type="dxa"/>
+            <w:tcW w:w="1551" w:type="dxa"/>
           </w:tcPr>
           <w:p>
             <w:pPr>
@@ -2238,7 +2238,7 @@
       <w:tr>
         <w:tc>
           <w:tcPr>
-            <w:tcW w:w="3391" w:type="dxa"/>
+            <w:tcW w:w="3330" w:type="dxa"/>
           </w:tcPr>
           <w:p>
             <w:pPr>
@@ -2255,7 +2255,7 @@
         </w:tc>
         <w:tc>
           <w:tcPr>
-            <w:tcW w:w="5019" w:type="dxa"/>
+            <w:tcW w:w="4750" w:type="dxa"/>
           </w:tcPr>
           <w:p>
             <w:pPr>
@@ -2272,7 +2272,7 @@
         </w:tc>
         <w:tc>
           <w:tcPr>
-            <w:tcW w:w="1220" w:type="dxa"/>
+            <w:tcW w:w="1551" w:type="dxa"/>
           </w:tcPr>
           <w:p>
             <w:pPr>
@@ -2291,7 +2291,7 @@
       <w:tr>
         <w:tc>
           <w:tcPr>
-            <w:tcW w:w="3391" w:type="dxa"/>
+            <w:tcW w:w="3330" w:type="dxa"/>
           </w:tcPr>
           <w:p>
             <w:pPr>
@@ -2308,7 +2308,7 @@
         </w:tc>
         <w:tc>
           <w:tcPr>
-            <w:tcW w:w="5019" w:type="dxa"/>
+            <w:tcW w:w="4750" w:type="dxa"/>
           </w:tcPr>
           <w:p>
             <w:pPr>
@@ -2325,7 +2325,7 @@
         </w:tc>
         <w:tc>
           <w:tcPr>
-            <w:tcW w:w="1220" w:type="dxa"/>
+            <w:tcW w:w="1551" w:type="dxa"/>
           </w:tcPr>
           <w:p>
             <w:pPr>
@@ -2363,6 +2363,679 @@
       <w:r>
         <w:rPr/>
         <w:t>Inventario de sistemas de IA</w:t>
+      </w:r>
+    </w:p>
+    <w:tbl>
+      <w:tblPr>
+        <w:tblW w:w="9632" w:type="dxa"/>
+        <w:tblBorders>
+          <w:top w:val="single" w:sz="4" w:space="0" w:color="BFC0C0"/>
+          <w:left w:val="single" w:sz="4" w:space="0" w:color="BFC0C0"/>
+          <w:bottom w:val="single" w:sz="4" w:space="0" w:color="BFC0C0"/>
+          <w:right w:val="single" w:sz="4" w:space="0" w:color="BFC0C0"/>
+          <w:insideH w:val="single" w:sz="4" w:space="0" w:color="BFC0C0"/>
+          <w:insideV w:val="single" w:sz="4" w:space="0" w:color="BFC0C0"/>
+        </w:tblBorders>
+        <w:tblLayout w:type="fixed"/>
+        <w:tblCellMar>
+          <w:left w:w="60" w:type="dxa"/>
+          <w:right w:w="60" w:type="dxa"/>
+        </w:tblCellMar>
+        <w:tblLook w:firstColumn="1" w:firstRow="1" w:lastColumn="0" w:lastRow="0" w:noHBand="0" w:noVBand="1" w:val="04A0"/>
+      </w:tblPr>
+      <w:tblGrid>
+        <w:gridCol w:w="797"/>
+        <w:gridCol w:w="971"/>
+        <w:gridCol w:w="1413"/>
+        <w:gridCol w:w="972"/>
+        <w:gridCol w:w="1146"/>
+        <w:gridCol w:w="1147"/>
+        <w:gridCol w:w="1062"/>
+        <w:gridCol w:w="972"/>
+        <w:gridCol w:w="1148"/>
+      </w:tblGrid>
+      <w:tr>
+        <w:trPr>
+          <w:tblHeader w:val="true"/>
+          <w:cantSplit/>
+        </w:trPr>
+        <w:tc>
+          <w:tcPr>
+            <w:tcW w:w="797" w:type="dxa"/>
+            <w:shd w:val="clear" w:color="auto" w:fill="ECECEC"/>
+          </w:tcPr>
+          <w:p>
+            <w:pPr>
+              <w:pStyle w:val="Compact"/>
+              <w:spacing w:before="20" w:after="20"/>
+            </w:pPr>
+            <w:r>
+              <w:rPr>
+                <w:b/>
+                <w:sz w:val="14"/>
+              </w:rPr>
+              <w:t>Sistema</w:t>
+            </w:r>
+          </w:p>
+        </w:tc>
+        <w:tc>
+          <w:tcPr>
+            <w:tcW w:w="971" w:type="dxa"/>
+            <w:shd w:val="clear" w:color="auto" w:fill="ECECEC"/>
+          </w:tcPr>
+          <w:p>
+            <w:pPr>
+              <w:pStyle w:val="Compact"/>
+              <w:spacing w:before="20" w:after="20"/>
+            </w:pPr>
+            <w:r>
+              <w:rPr>
+                <w:b/>
+                <w:sz w:val="14"/>
+              </w:rPr>
+              <w:t>Proveedor</w:t>
+            </w:r>
+          </w:p>
+        </w:tc>
+        <w:tc>
+          <w:tcPr>
+            <w:tcW w:w="1413" w:type="dxa"/>
+            <w:shd w:val="clear" w:color="auto" w:fill="ECECEC"/>
+          </w:tcPr>
+          <w:p>
+            <w:pPr>
+              <w:pStyle w:val="Compact"/>
+              <w:spacing w:before="20" w:after="20"/>
+            </w:pPr>
+            <w:r>
+              <w:rPr>
+                <w:b/>
+                <w:sz w:val="14"/>
+              </w:rPr>
+              <w:t>Fuente de identificación (entrevista, contratación o licencia, registro técnico)</w:t>
+            </w:r>
+          </w:p>
+        </w:tc>
+        <w:tc>
+          <w:tcPr>
+            <w:tcW w:w="972" w:type="dxa"/>
+            <w:shd w:val="clear" w:color="auto" w:fill="ECECEC"/>
+          </w:tcPr>
+          <w:p>
+            <w:pPr>
+              <w:pStyle w:val="Compact"/>
+              <w:spacing w:before="20" w:after="20"/>
+            </w:pPr>
+            <w:r>
+              <w:rPr>
+                <w:b/>
+                <w:sz w:val="14"/>
+              </w:rPr>
+              <w:t>Finalidad y proceso</w:t>
+            </w:r>
+          </w:p>
+        </w:tc>
+        <w:tc>
+          <w:tcPr>
+            <w:tcW w:w="1146" w:type="dxa"/>
+            <w:shd w:val="clear" w:color="auto" w:fill="ECECEC"/>
+          </w:tcPr>
+          <w:p>
+            <w:pPr>
+              <w:pStyle w:val="Compact"/>
+              <w:spacing w:before="20" w:after="20"/>
+            </w:pPr>
+            <w:r>
+              <w:rPr>
+                <w:b/>
+                <w:sz w:val="14"/>
+              </w:rPr>
+              <w:t>Área usuaria y responsable</w:t>
+            </w:r>
+          </w:p>
+        </w:tc>
+        <w:tc>
+          <w:tcPr>
+            <w:tcW w:w="1147" w:type="dxa"/>
+            <w:shd w:val="clear" w:color="auto" w:fill="ECECEC"/>
+          </w:tcPr>
+          <w:p>
+            <w:pPr>
+              <w:pStyle w:val="Compact"/>
+              <w:spacing w:before="20" w:after="20"/>
+            </w:pPr>
+            <w:r>
+              <w:rPr>
+                <w:b/>
+                <w:sz w:val="14"/>
+              </w:rPr>
+              <w:t>Tipos de información que procesa</w:t>
+            </w:r>
+          </w:p>
+        </w:tc>
+        <w:tc>
+          <w:tcPr>
+            <w:tcW w:w="1062" w:type="dxa"/>
+            <w:shd w:val="clear" w:color="auto" w:fill="ECECEC"/>
+          </w:tcPr>
+          <w:p>
+            <w:pPr>
+              <w:pStyle w:val="Compact"/>
+              <w:spacing w:before="20" w:after="20"/>
+            </w:pPr>
+            <w:r>
+              <w:rPr>
+                <w:b/>
+                <w:sz w:val="14"/>
+              </w:rPr>
+              <w:t>¿Toma o apoya decisiones que afectan a personas?</w:t>
+            </w:r>
+          </w:p>
+        </w:tc>
+        <w:tc>
+          <w:tcPr>
+            <w:tcW w:w="972" w:type="dxa"/>
+            <w:shd w:val="clear" w:color="auto" w:fill="ECECEC"/>
+          </w:tcPr>
+          <w:p>
+            <w:pPr>
+              <w:pStyle w:val="Compact"/>
+              <w:spacing w:before="20" w:after="20"/>
+            </w:pPr>
+            <w:r>
+              <w:rPr>
+                <w:b/>
+                <w:sz w:val="14"/>
+              </w:rPr>
+              <w:t>Modalidad de acceso</w:t>
+            </w:r>
+          </w:p>
+        </w:tc>
+        <w:tc>
+          <w:tcPr>
+            <w:tcW w:w="1148" w:type="dxa"/>
+            <w:shd w:val="clear" w:color="auto" w:fill="ECECEC"/>
+          </w:tcPr>
+          <w:p>
+            <w:pPr>
+              <w:pStyle w:val="Compact"/>
+              <w:spacing w:before="20" w:after="20"/>
+            </w:pPr>
+            <w:r>
+              <w:rPr>
+                <w:b/>
+                <w:sz w:val="14"/>
+              </w:rPr>
+              <w:t>Condición (autorizado / no autorizado)</w:t>
+            </w:r>
+          </w:p>
+        </w:tc>
+      </w:tr>
+      <w:tr>
+        <w:tc>
+          <w:tcPr>
+            <w:tcW w:w="797" w:type="dxa"/>
+          </w:tcPr>
+          <w:p>
+            <w:pPr>
+              <w:pStyle w:val="Compact"/>
+              <w:spacing w:before="20" w:after="20"/>
+            </w:pPr>
+          </w:p>
+        </w:tc>
+        <w:tc>
+          <w:tcPr>
+            <w:tcW w:w="971" w:type="dxa"/>
+          </w:tcPr>
+          <w:p>
+            <w:pPr>
+              <w:pStyle w:val="Compact"/>
+              <w:spacing w:before="20" w:after="20"/>
+            </w:pPr>
+          </w:p>
+        </w:tc>
+        <w:tc>
+          <w:tcPr>
+            <w:tcW w:w="1413" w:type="dxa"/>
+          </w:tcPr>
+          <w:p>
+            <w:pPr>
+              <w:pStyle w:val="Compact"/>
+              <w:spacing w:before="20" w:after="20"/>
+            </w:pPr>
+          </w:p>
+        </w:tc>
+        <w:tc>
+          <w:tcPr>
+            <w:tcW w:w="972" w:type="dxa"/>
+          </w:tcPr>
+          <w:p>
+            <w:pPr>
+              <w:pStyle w:val="Compact"/>
+              <w:spacing w:before="20" w:after="20"/>
+            </w:pPr>
+          </w:p>
+        </w:tc>
+        <w:tc>
+          <w:tcPr>
+            <w:tcW w:w="1146" w:type="dxa"/>
+          </w:tcPr>
+          <w:p>
+            <w:pPr>
+              <w:pStyle w:val="Compact"/>
+              <w:spacing w:before="20" w:after="20"/>
+            </w:pPr>
+          </w:p>
+        </w:tc>
+        <w:tc>
+          <w:tcPr>
+            <w:tcW w:w="1147" w:type="dxa"/>
+          </w:tcPr>
+          <w:p>
+            <w:pPr>
+              <w:pStyle w:val="Compact"/>
+              <w:spacing w:before="20" w:after="20"/>
+            </w:pPr>
+          </w:p>
+        </w:tc>
+        <w:tc>
+          <w:tcPr>
+            <w:tcW w:w="1062" w:type="dxa"/>
+          </w:tcPr>
+          <w:p>
+            <w:pPr>
+              <w:pStyle w:val="Compact"/>
+              <w:spacing w:before="20" w:after="20"/>
+            </w:pPr>
+          </w:p>
+        </w:tc>
+        <w:tc>
+          <w:tcPr>
+            <w:tcW w:w="972" w:type="dxa"/>
+          </w:tcPr>
+          <w:p>
+            <w:pPr>
+              <w:pStyle w:val="Compact"/>
+              <w:spacing w:before="20" w:after="20"/>
+            </w:pPr>
+          </w:p>
+        </w:tc>
+        <w:tc>
+          <w:tcPr>
+            <w:tcW w:w="1148" w:type="dxa"/>
+          </w:tcPr>
+          <w:p>
+            <w:pPr>
+              <w:pStyle w:val="Compact"/>
+              <w:spacing w:before="20" w:after="20"/>
+            </w:pPr>
+          </w:p>
+        </w:tc>
+      </w:tr>
+    </w:tbl>
+    <w:p>
+      <w:pPr>
+        <w:pStyle w:val="BodyText"/>
+      </w:pPr>
+    </w:p>
+    <w:p>
+      <w:pPr>
+        <w:pStyle w:val="BodyText"/>
+      </w:pPr>
+      <w:r>
+        <w:rPr/>
+        <w:t xml:space="preserve">Fecha de actualización: </w:t>
+      </w:r>
+      <w:r>
+        <w:rPr>
+          <w:b/>
+          <w:i/>
+        </w:rPr>
+        <w:t>_</w:t>
+      </w:r>
+      <w:r>
+        <w:rPr/>
+        <w:t>_</w:t>
+      </w:r>
+    </w:p>
+    <w:p>
+      <w:pPr>
+        <w:pStyle w:val="Heading3"/>
+      </w:pPr>
+      <w:r>
+        <w:rPr/>
+        <w:t>Matriz de riesgos de los usos de IA</w:t>
+      </w:r>
+    </w:p>
+    <w:tbl>
+      <w:tblPr>
+        <w:tblW w:w="9632" w:type="dxa"/>
+        <w:tblBorders>
+          <w:top w:val="single" w:sz="4" w:space="0" w:color="BFC0C0"/>
+          <w:left w:val="single" w:sz="4" w:space="0" w:color="BFC0C0"/>
+          <w:bottom w:val="single" w:sz="4" w:space="0" w:color="BFC0C0"/>
+          <w:right w:val="single" w:sz="4" w:space="0" w:color="BFC0C0"/>
+          <w:insideH w:val="single" w:sz="4" w:space="0" w:color="BFC0C0"/>
+          <w:insideV w:val="single" w:sz="4" w:space="0" w:color="BFC0C0"/>
+        </w:tblBorders>
+        <w:tblLayout w:type="fixed"/>
+        <w:tblCellMar>
+          <w:left w:w="60" w:type="dxa"/>
+          <w:right w:w="60" w:type="dxa"/>
+        </w:tblCellMar>
+        <w:tblLook w:firstColumn="1" w:firstRow="1" w:lastColumn="0" w:lastRow="0" w:noHBand="0" w:noVBand="1" w:val="04A0"/>
+      </w:tblPr>
+      <w:tblGrid>
+        <w:gridCol w:w="701"/>
+        <w:gridCol w:w="1141"/>
+        <w:gridCol w:w="822"/>
+        <w:gridCol w:w="1144"/>
+        <w:gridCol w:w="1454"/>
+        <w:gridCol w:w="927"/>
+        <w:gridCol w:w="825"/>
+        <w:gridCol w:w="1247"/>
+        <w:gridCol w:w="1366"/>
+      </w:tblGrid>
+      <w:tr>
+        <w:trPr>
+          <w:tblHeader w:val="true"/>
+          <w:cantSplit/>
+        </w:trPr>
+        <w:tc>
+          <w:tcPr>
+            <w:tcW w:w="701" w:type="dxa"/>
+            <w:shd w:val="clear" w:color="auto" w:fill="ECECEC"/>
+          </w:tcPr>
+          <w:p>
+            <w:pPr>
+              <w:pStyle w:val="Compact"/>
+              <w:spacing w:before="20" w:after="20"/>
+            </w:pPr>
+            <w:r>
+              <w:rPr>
+                <w:b/>
+                <w:sz w:val="17"/>
+              </w:rPr>
+              <w:t>Uso de IA</w:t>
+            </w:r>
+          </w:p>
+        </w:tc>
+        <w:tc>
+          <w:tcPr>
+            <w:tcW w:w="1141" w:type="dxa"/>
+            <w:shd w:val="clear" w:color="auto" w:fill="ECECEC"/>
+          </w:tcPr>
+          <w:p>
+            <w:pPr>
+              <w:pStyle w:val="Compact"/>
+              <w:spacing w:before="20" w:after="20"/>
+            </w:pPr>
+            <w:r>
+              <w:rPr>
+                <w:b/>
+                <w:sz w:val="17"/>
+              </w:rPr>
+              <w:t>Categoría de riesgo</w:t>
+            </w:r>
+          </w:p>
+        </w:tc>
+        <w:tc>
+          <w:tcPr>
+            <w:tcW w:w="822" w:type="dxa"/>
+            <w:shd w:val="clear" w:color="auto" w:fill="ECECEC"/>
+          </w:tcPr>
+          <w:p>
+            <w:pPr>
+              <w:pStyle w:val="Compact"/>
+              <w:spacing w:before="20" w:after="20"/>
+            </w:pPr>
+            <w:r>
+              <w:rPr>
+                <w:b/>
+                <w:sz w:val="17"/>
+              </w:rPr>
+              <w:t>Riesgo</w:t>
+            </w:r>
+          </w:p>
+        </w:tc>
+        <w:tc>
+          <w:tcPr>
+            <w:tcW w:w="1144" w:type="dxa"/>
+            <w:shd w:val="clear" w:color="auto" w:fill="ECECEC"/>
+          </w:tcPr>
+          <w:p>
+            <w:pPr>
+              <w:pStyle w:val="Compact"/>
+              <w:spacing w:before="20" w:after="20"/>
+            </w:pPr>
+            <w:r>
+              <w:rPr>
+                <w:b/>
+                <w:sz w:val="17"/>
+              </w:rPr>
+              <w:t>Personas o grupos afectados</w:t>
+            </w:r>
+          </w:p>
+        </w:tc>
+        <w:tc>
+          <w:tcPr>
+            <w:tcW w:w="1454" w:type="dxa"/>
+            <w:shd w:val="clear" w:color="auto" w:fill="ECECEC"/>
+          </w:tcPr>
+          <w:p>
+            <w:pPr>
+              <w:pStyle w:val="Compact"/>
+              <w:spacing w:before="20" w:after="20"/>
+            </w:pPr>
+            <w:r>
+              <w:rPr>
+                <w:b/>
+                <w:sz w:val="17"/>
+              </w:rPr>
+              <w:t>Probabilidad</w:t>
+            </w:r>
+          </w:p>
+        </w:tc>
+        <w:tc>
+          <w:tcPr>
+            <w:tcW w:w="927" w:type="dxa"/>
+            <w:shd w:val="clear" w:color="auto" w:fill="ECECEC"/>
+          </w:tcPr>
+          <w:p>
+            <w:pPr>
+              <w:pStyle w:val="Compact"/>
+              <w:spacing w:before="20" w:after="20"/>
+            </w:pPr>
+            <w:r>
+              <w:rPr>
+                <w:b/>
+                <w:sz w:val="17"/>
+              </w:rPr>
+              <w:t>Impacto</w:t>
+            </w:r>
+          </w:p>
+        </w:tc>
+        <w:tc>
+          <w:tcPr>
+            <w:tcW w:w="825" w:type="dxa"/>
+            <w:shd w:val="clear" w:color="auto" w:fill="ECECEC"/>
+          </w:tcPr>
+          <w:p>
+            <w:pPr>
+              <w:pStyle w:val="Compact"/>
+              <w:spacing w:before="20" w:after="20"/>
+            </w:pPr>
+            <w:r>
+              <w:rPr>
+                <w:b/>
+                <w:sz w:val="17"/>
+              </w:rPr>
+              <w:t>Nivel de riesgo</w:t>
+            </w:r>
+          </w:p>
+        </w:tc>
+        <w:tc>
+          <w:tcPr>
+            <w:tcW w:w="1247" w:type="dxa"/>
+            <w:shd w:val="clear" w:color="auto" w:fill="ECECEC"/>
+          </w:tcPr>
+          <w:p>
+            <w:pPr>
+              <w:pStyle w:val="Compact"/>
+              <w:spacing w:before="20" w:after="20"/>
+            </w:pPr>
+            <w:r>
+              <w:rPr>
+                <w:b/>
+                <w:sz w:val="17"/>
+              </w:rPr>
+              <w:t>Controles existentes</w:t>
+            </w:r>
+          </w:p>
+        </w:tc>
+        <w:tc>
+          <w:tcPr>
+            <w:tcW w:w="1366" w:type="dxa"/>
+            <w:shd w:val="clear" w:color="auto" w:fill="ECECEC"/>
+          </w:tcPr>
+          <w:p>
+            <w:pPr>
+              <w:pStyle w:val="Compact"/>
+              <w:spacing w:before="20" w:after="20"/>
+            </w:pPr>
+            <w:r>
+              <w:rPr>
+                <w:b/>
+                <w:sz w:val="17"/>
+              </w:rPr>
+              <w:t>Tratamiento propuesto (evitar, reducir, compartir o aceptar)</w:t>
+            </w:r>
+          </w:p>
+        </w:tc>
+      </w:tr>
+      <w:tr>
+        <w:tc>
+          <w:tcPr>
+            <w:tcW w:w="701" w:type="dxa"/>
+          </w:tcPr>
+          <w:p>
+            <w:pPr>
+              <w:pStyle w:val="Compact"/>
+              <w:spacing w:before="20" w:after="20"/>
+            </w:pPr>
+          </w:p>
+        </w:tc>
+        <w:tc>
+          <w:tcPr>
+            <w:tcW w:w="1141" w:type="dxa"/>
+          </w:tcPr>
+          <w:p>
+            <w:pPr>
+              <w:pStyle w:val="Compact"/>
+              <w:spacing w:before="20" w:after="20"/>
+            </w:pPr>
+          </w:p>
+        </w:tc>
+        <w:tc>
+          <w:tcPr>
+            <w:tcW w:w="822" w:type="dxa"/>
+          </w:tcPr>
+          <w:p>
+            <w:pPr>
+              <w:pStyle w:val="Compact"/>
+              <w:spacing w:before="20" w:after="20"/>
+            </w:pPr>
+          </w:p>
+        </w:tc>
+        <w:tc>
+          <w:tcPr>
+            <w:tcW w:w="1144" w:type="dxa"/>
+          </w:tcPr>
+          <w:p>
+            <w:pPr>
+              <w:pStyle w:val="Compact"/>
+              <w:spacing w:before="20" w:after="20"/>
+            </w:pPr>
+          </w:p>
+        </w:tc>
+        <w:tc>
+          <w:tcPr>
+            <w:tcW w:w="1454" w:type="dxa"/>
+          </w:tcPr>
+          <w:p>
+            <w:pPr>
+              <w:pStyle w:val="Compact"/>
+              <w:spacing w:before="20" w:after="20"/>
+            </w:pPr>
+          </w:p>
+        </w:tc>
+        <w:tc>
+          <w:tcPr>
+            <w:tcW w:w="927" w:type="dxa"/>
+          </w:tcPr>
+          <w:p>
+            <w:pPr>
+              <w:pStyle w:val="Compact"/>
+              <w:spacing w:before="20" w:after="20"/>
+            </w:pPr>
+          </w:p>
+        </w:tc>
+        <w:tc>
+          <w:tcPr>
+            <w:tcW w:w="825" w:type="dxa"/>
+          </w:tcPr>
+          <w:p>
+            <w:pPr>
+              <w:pStyle w:val="Compact"/>
+              <w:spacing w:before="20" w:after="20"/>
+            </w:pPr>
+          </w:p>
+        </w:tc>
+        <w:tc>
+          <w:tcPr>
+            <w:tcW w:w="1247" w:type="dxa"/>
+          </w:tcPr>
+          <w:p>
+            <w:pPr>
+              <w:pStyle w:val="Compact"/>
+              <w:spacing w:before="20" w:after="20"/>
+            </w:pPr>
+          </w:p>
+        </w:tc>
+        <w:tc>
+          <w:tcPr>
+            <w:tcW w:w="1366" w:type="dxa"/>
+          </w:tcPr>
+          <w:p>
+            <w:pPr>
+              <w:pStyle w:val="Compact"/>
+              <w:spacing w:before="20" w:after="20"/>
+            </w:pPr>
+          </w:p>
+        </w:tc>
+      </w:tr>
+    </w:tbl>
+    <w:p>
+      <w:pPr>
+        <w:pStyle w:val="BodyText"/>
+      </w:pPr>
+    </w:p>
+    <w:p>
+      <w:pPr>
+        <w:pStyle w:val="BodyText"/>
+      </w:pPr>
+      <w:r>
+        <w:rPr/>
+        <w:t>Categorías: protección de datos personales; seguridad de la información; exactitud de los resultados; sesgo y discriminación; derechos de las personas trabajadoras; propiedad intelectual e imagen y voz de las personas; continuidad de la operación.</w:t>
+      </w:r>
+    </w:p>
+    <w:p>
+      <w:pPr>
+        <w:pStyle w:val="Heading3"/>
+      </w:pPr>
+      <w:r>
+        <w:rPr/>
+        <w:t>Registro de incidente de IA</w:t>
       </w:r>
     </w:p>
     <w:tbl>
@@ -2380,15 +3053,8 @@
         <w:tblLook w:firstColumn="1" w:firstRow="1" w:lastColumn="0" w:lastRow="0" w:noHBand="0" w:noVBand="1" w:val="04A0"/>
       </w:tblPr>
       <w:tblGrid>
-        <w:gridCol w:w="763"/>
-        <w:gridCol w:w="763"/>
-        <w:gridCol w:w="2349"/>
-        <w:gridCol w:w="763"/>
-        <w:gridCol w:w="763"/>
-        <w:gridCol w:w="939"/>
-        <w:gridCol w:w="1409"/>
-        <w:gridCol w:w="763"/>
-        <w:gridCol w:w="1116"/>
+        <w:gridCol w:w="8150"/>
+        <w:gridCol w:w="1481"/>
       </w:tblGrid>
       <w:tr>
         <w:trPr>
@@ -2397,7 +3063,7 @@
         </w:trPr>
         <w:tc>
           <w:tcPr>
-            <w:tcW w:w="763" w:type="dxa"/>
+            <w:tcW w:w="8150" w:type="dxa"/>
             <w:shd w:val="clear" w:color="auto" w:fill="ECECEC"/>
           </w:tcPr>
           <w:p>
@@ -2410,13 +3076,13 @@
                 <w:b/>
                 <w:sz w:val="17"/>
               </w:rPr>
-              <w:t>Sistema</w:t>
-            </w:r>
-          </w:p>
-        </w:tc>
-        <w:tc>
-          <w:tcPr>
-            <w:tcW w:w="763" w:type="dxa"/>
+              <w:t>Campo</w:t>
+            </w:r>
+          </w:p>
+        </w:tc>
+        <w:tc>
+          <w:tcPr>
+            <w:tcW w:w="1481" w:type="dxa"/>
             <w:shd w:val="clear" w:color="auto" w:fill="ECECEC"/>
           </w:tcPr>
           <w:p>
@@ -2429,140 +3095,7 @@
                 <w:b/>
                 <w:sz w:val="17"/>
               </w:rPr>
-              <w:t>Proveedor</w:t>
-            </w:r>
-          </w:p>
-        </w:tc>
-        <w:tc>
-          <w:tcPr>
-            <w:tcW w:w="2349" w:type="dxa"/>
-            <w:shd w:val="clear" w:color="auto" w:fill="ECECEC"/>
-          </w:tcPr>
-          <w:p>
-            <w:pPr>
-              <w:pStyle w:val="Compact"/>
-              <w:spacing w:before="20" w:after="20"/>
-            </w:pPr>
-            <w:r>
-              <w:rPr>
-                <w:b/>
-                <w:sz w:val="17"/>
-              </w:rPr>
-              <w:t>Fuente de identificación (entrevista, contratación o licencia, registro técnico)</w:t>
-            </w:r>
-          </w:p>
-        </w:tc>
-        <w:tc>
-          <w:tcPr>
-            <w:tcW w:w="763" w:type="dxa"/>
-            <w:shd w:val="clear" w:color="auto" w:fill="ECECEC"/>
-          </w:tcPr>
-          <w:p>
-            <w:pPr>
-              <w:pStyle w:val="Compact"/>
-              <w:spacing w:before="20" w:after="20"/>
-            </w:pPr>
-            <w:r>
-              <w:rPr>
-                <w:b/>
-                <w:sz w:val="17"/>
-              </w:rPr>
-              <w:t>Finalidad y proceso</w:t>
-            </w:r>
-          </w:p>
-        </w:tc>
-        <w:tc>
-          <w:tcPr>
-            <w:tcW w:w="763" w:type="dxa"/>
-            <w:shd w:val="clear" w:color="auto" w:fill="ECECEC"/>
-          </w:tcPr>
-          <w:p>
-            <w:pPr>
-              <w:pStyle w:val="Compact"/>
-              <w:spacing w:before="20" w:after="20"/>
-            </w:pPr>
-            <w:r>
-              <w:rPr>
-                <w:b/>
-                <w:sz w:val="17"/>
-              </w:rPr>
-              <w:t>Área usuaria y responsable</w:t>
-            </w:r>
-          </w:p>
-        </w:tc>
-        <w:tc>
-          <w:tcPr>
-            <w:tcW w:w="939" w:type="dxa"/>
-            <w:shd w:val="clear" w:color="auto" w:fill="ECECEC"/>
-          </w:tcPr>
-          <w:p>
-            <w:pPr>
-              <w:pStyle w:val="Compact"/>
-              <w:spacing w:before="20" w:after="20"/>
-            </w:pPr>
-            <w:r>
-              <w:rPr>
-                <w:b/>
-                <w:sz w:val="17"/>
-              </w:rPr>
-              <w:t>Tipos de información que procesa</w:t>
-            </w:r>
-          </w:p>
-        </w:tc>
-        <w:tc>
-          <w:tcPr>
-            <w:tcW w:w="1409" w:type="dxa"/>
-            <w:shd w:val="clear" w:color="auto" w:fill="ECECEC"/>
-          </w:tcPr>
-          <w:p>
-            <w:pPr>
-              <w:pStyle w:val="Compact"/>
-              <w:spacing w:before="20" w:after="20"/>
-            </w:pPr>
-            <w:r>
-              <w:rPr>
-                <w:b/>
-                <w:sz w:val="17"/>
-              </w:rPr>
-              <w:t>¿Toma o apoya decisiones que afectan a personas?</w:t>
-            </w:r>
-          </w:p>
-        </w:tc>
-        <w:tc>
-          <w:tcPr>
-            <w:tcW w:w="763" w:type="dxa"/>
-            <w:shd w:val="clear" w:color="auto" w:fill="ECECEC"/>
-          </w:tcPr>
-          <w:p>
-            <w:pPr>
-              <w:pStyle w:val="Compact"/>
-              <w:spacing w:before="20" w:after="20"/>
-            </w:pPr>
-            <w:r>
-              <w:rPr>
-                <w:b/>
-                <w:sz w:val="17"/>
-              </w:rPr>
-              <w:t>Modalidad de acceso</w:t>
-            </w:r>
-          </w:p>
-        </w:tc>
-        <w:tc>
-          <w:tcPr>
-            <w:tcW w:w="1116" w:type="dxa"/>
-            <w:shd w:val="clear" w:color="auto" w:fill="ECECEC"/>
-          </w:tcPr>
-          <w:p>
-            <w:pPr>
-              <w:pStyle w:val="Compact"/>
-              <w:spacing w:before="20" w:after="20"/>
-            </w:pPr>
-            <w:r>
-              <w:rPr>
-                <w:b/>
-                <w:sz w:val="17"/>
-              </w:rPr>
-              <w:t>Condición (autorizado / no autorizado)</w:t>
+              <w:t>Contenido</w:t>
             </w:r>
           </w:p>
         </w:tc>
@@ -2570,549 +3103,84 @@
       <w:tr>
         <w:tc>
           <w:tcPr>
-            <w:tcW w:w="763" w:type="dxa"/>
-          </w:tcPr>
-          <w:p>
-            <w:pPr>
-              <w:pStyle w:val="Compact"/>
-              <w:spacing w:before="20" w:after="20"/>
-            </w:pPr>
-          </w:p>
-        </w:tc>
-        <w:tc>
-          <w:tcPr>
-            <w:tcW w:w="763" w:type="dxa"/>
-          </w:tcPr>
-          <w:p>
-            <w:pPr>
-              <w:pStyle w:val="Compact"/>
-              <w:spacing w:before="20" w:after="20"/>
-            </w:pPr>
-          </w:p>
-        </w:tc>
-        <w:tc>
-          <w:tcPr>
-            <w:tcW w:w="2349" w:type="dxa"/>
-          </w:tcPr>
-          <w:p>
-            <w:pPr>
-              <w:pStyle w:val="Compact"/>
-              <w:spacing w:before="20" w:after="20"/>
-            </w:pPr>
-          </w:p>
-        </w:tc>
-        <w:tc>
-          <w:tcPr>
-            <w:tcW w:w="763" w:type="dxa"/>
-          </w:tcPr>
-          <w:p>
-            <w:pPr>
-              <w:pStyle w:val="Compact"/>
-              <w:spacing w:before="20" w:after="20"/>
-            </w:pPr>
-          </w:p>
-        </w:tc>
-        <w:tc>
-          <w:tcPr>
-            <w:tcW w:w="763" w:type="dxa"/>
-          </w:tcPr>
-          <w:p>
-            <w:pPr>
-              <w:pStyle w:val="Compact"/>
-              <w:spacing w:before="20" w:after="20"/>
-            </w:pPr>
-          </w:p>
-        </w:tc>
-        <w:tc>
-          <w:tcPr>
-            <w:tcW w:w="939" w:type="dxa"/>
-          </w:tcPr>
-          <w:p>
-            <w:pPr>
-              <w:pStyle w:val="Compact"/>
-              <w:spacing w:before="20" w:after="20"/>
-            </w:pPr>
-          </w:p>
-        </w:tc>
-        <w:tc>
-          <w:tcPr>
-            <w:tcW w:w="1409" w:type="dxa"/>
-          </w:tcPr>
-          <w:p>
-            <w:pPr>
-              <w:pStyle w:val="Compact"/>
-              <w:spacing w:before="20" w:after="20"/>
-            </w:pPr>
-          </w:p>
-        </w:tc>
-        <w:tc>
-          <w:tcPr>
-            <w:tcW w:w="763" w:type="dxa"/>
-          </w:tcPr>
-          <w:p>
-            <w:pPr>
-              <w:pStyle w:val="Compact"/>
-              <w:spacing w:before="20" w:after="20"/>
-            </w:pPr>
-          </w:p>
-        </w:tc>
-        <w:tc>
-          <w:tcPr>
-            <w:tcW w:w="1116" w:type="dxa"/>
-          </w:tcPr>
-          <w:p>
-            <w:pPr>
-              <w:pStyle w:val="Compact"/>
-              <w:spacing w:before="20" w:after="20"/>
-            </w:pPr>
-          </w:p>
-        </w:tc>
-      </w:tr>
-    </w:tbl>
-    <w:p>
-      <w:pPr>
-        <w:pStyle w:val="BodyText"/>
-      </w:pPr>
-    </w:p>
-    <w:p>
-      <w:pPr>
-        <w:pStyle w:val="BodyText"/>
-      </w:pPr>
-      <w:r>
-        <w:rPr/>
-        <w:t xml:space="preserve">Fecha de actualización: </w:t>
-      </w:r>
-      <w:r>
-        <w:rPr>
-          <w:b/>
-          <w:i/>
-        </w:rPr>
-        <w:t>_</w:t>
-      </w:r>
-      <w:r>
-        <w:rPr/>
-        <w:t>_</w:t>
-      </w:r>
-    </w:p>
-    <w:p>
-      <w:pPr>
-        <w:pStyle w:val="Heading3"/>
-      </w:pPr>
-      <w:r>
-        <w:rPr/>
-        <w:t>Matriz de riesgos de los usos de IA</w:t>
-      </w:r>
-    </w:p>
-    <w:tbl>
-      <w:tblPr>
-        <w:tblW w:w="9632" w:type="dxa"/>
-        <w:tblBorders>
-          <w:top w:val="single" w:sz="4" w:space="0" w:color="BFC0C0"/>
-          <w:left w:val="single" w:sz="4" w:space="0" w:color="BFC0C0"/>
-          <w:bottom w:val="single" w:sz="4" w:space="0" w:color="BFC0C0"/>
-          <w:right w:val="single" w:sz="4" w:space="0" w:color="BFC0C0"/>
-          <w:insideH w:val="single" w:sz="4" w:space="0" w:color="BFC0C0"/>
-          <w:insideV w:val="single" w:sz="4" w:space="0" w:color="BFC0C0"/>
-        </w:tblBorders>
-        <w:tblLayout w:type="fixed"/>
-        <w:tblLook w:firstColumn="1" w:firstRow="1" w:lastColumn="0" w:lastRow="0" w:noHBand="0" w:noVBand="1" w:val="04A0"/>
-      </w:tblPr>
-      <w:tblGrid>
-        <w:gridCol w:w="758"/>
-        <w:gridCol w:w="880"/>
-        <w:gridCol w:w="758"/>
-        <w:gridCol w:w="1251"/>
-        <w:gridCol w:w="758"/>
-        <w:gridCol w:w="758"/>
-        <w:gridCol w:w="758"/>
-        <w:gridCol w:w="927"/>
-        <w:gridCol w:w="2781"/>
-      </w:tblGrid>
-      <w:tr>
-        <w:trPr>
-          <w:tblHeader w:val="true"/>
-          <w:cantSplit/>
-        </w:trPr>
-        <w:tc>
-          <w:tcPr>
-            <w:tcW w:w="758" w:type="dxa"/>
-            <w:shd w:val="clear" w:color="auto" w:fill="ECECEC"/>
-          </w:tcPr>
-          <w:p>
-            <w:pPr>
-              <w:pStyle w:val="Compact"/>
-              <w:spacing w:before="20" w:after="20"/>
-            </w:pPr>
-            <w:r>
-              <w:rPr>
-                <w:b/>
-                <w:sz w:val="17"/>
-              </w:rPr>
-              <w:t>Uso de IA</w:t>
-            </w:r>
-          </w:p>
-        </w:tc>
-        <w:tc>
-          <w:tcPr>
-            <w:tcW w:w="880" w:type="dxa"/>
-            <w:shd w:val="clear" w:color="auto" w:fill="ECECEC"/>
-          </w:tcPr>
-          <w:p>
-            <w:pPr>
-              <w:pStyle w:val="Compact"/>
-              <w:spacing w:before="20" w:after="20"/>
-            </w:pPr>
-            <w:r>
-              <w:rPr>
-                <w:b/>
-                <w:sz w:val="17"/>
-              </w:rPr>
-              <w:t>Categoría de riesgo</w:t>
-            </w:r>
-          </w:p>
-        </w:tc>
-        <w:tc>
-          <w:tcPr>
-            <w:tcW w:w="758" w:type="dxa"/>
-            <w:shd w:val="clear" w:color="auto" w:fill="ECECEC"/>
-          </w:tcPr>
-          <w:p>
-            <w:pPr>
-              <w:pStyle w:val="Compact"/>
-              <w:spacing w:before="20" w:after="20"/>
-            </w:pPr>
-            <w:r>
-              <w:rPr>
-                <w:b/>
-                <w:sz w:val="17"/>
-              </w:rPr>
-              <w:t>Riesgo</w:t>
-            </w:r>
-          </w:p>
-        </w:tc>
-        <w:tc>
-          <w:tcPr>
-            <w:tcW w:w="1251" w:type="dxa"/>
-            <w:shd w:val="clear" w:color="auto" w:fill="ECECEC"/>
-          </w:tcPr>
-          <w:p>
-            <w:pPr>
-              <w:pStyle w:val="Compact"/>
-              <w:spacing w:before="20" w:after="20"/>
-            </w:pPr>
-            <w:r>
-              <w:rPr>
-                <w:b/>
-                <w:sz w:val="17"/>
-              </w:rPr>
-              <w:t>Personas o grupos afectados</w:t>
-            </w:r>
-          </w:p>
-        </w:tc>
-        <w:tc>
-          <w:tcPr>
-            <w:tcW w:w="758" w:type="dxa"/>
-            <w:shd w:val="clear" w:color="auto" w:fill="ECECEC"/>
-          </w:tcPr>
-          <w:p>
-            <w:pPr>
-              <w:pStyle w:val="Compact"/>
-              <w:spacing w:before="20" w:after="20"/>
-            </w:pPr>
-            <w:r>
-              <w:rPr>
-                <w:b/>
-                <w:sz w:val="17"/>
-              </w:rPr>
-              <w:t>Probabilidad</w:t>
-            </w:r>
-          </w:p>
-        </w:tc>
-        <w:tc>
-          <w:tcPr>
-            <w:tcW w:w="758" w:type="dxa"/>
-            <w:shd w:val="clear" w:color="auto" w:fill="ECECEC"/>
-          </w:tcPr>
-          <w:p>
-            <w:pPr>
-              <w:pStyle w:val="Compact"/>
-              <w:spacing w:before="20" w:after="20"/>
-            </w:pPr>
-            <w:r>
-              <w:rPr>
-                <w:b/>
-                <w:sz w:val="17"/>
-              </w:rPr>
-              <w:t>Impacto</w:t>
-            </w:r>
-          </w:p>
-        </w:tc>
-        <w:tc>
-          <w:tcPr>
-            <w:tcW w:w="758" w:type="dxa"/>
-            <w:shd w:val="clear" w:color="auto" w:fill="ECECEC"/>
-          </w:tcPr>
-          <w:p>
-            <w:pPr>
-              <w:pStyle w:val="Compact"/>
-              <w:spacing w:before="20" w:after="20"/>
-            </w:pPr>
-            <w:r>
-              <w:rPr>
-                <w:b/>
-                <w:sz w:val="17"/>
-              </w:rPr>
-              <w:t>Nivel de riesgo</w:t>
-            </w:r>
-          </w:p>
-        </w:tc>
-        <w:tc>
-          <w:tcPr>
-            <w:tcW w:w="927" w:type="dxa"/>
-            <w:shd w:val="clear" w:color="auto" w:fill="ECECEC"/>
-          </w:tcPr>
-          <w:p>
-            <w:pPr>
-              <w:pStyle w:val="Compact"/>
-              <w:spacing w:before="20" w:after="20"/>
-            </w:pPr>
-            <w:r>
-              <w:rPr>
-                <w:b/>
-                <w:sz w:val="17"/>
-              </w:rPr>
-              <w:t>Controles existentes</w:t>
-            </w:r>
-          </w:p>
-        </w:tc>
-        <w:tc>
-          <w:tcPr>
-            <w:tcW w:w="2781" w:type="dxa"/>
-            <w:shd w:val="clear" w:color="auto" w:fill="ECECEC"/>
-          </w:tcPr>
-          <w:p>
-            <w:pPr>
-              <w:pStyle w:val="Compact"/>
-              <w:spacing w:before="20" w:after="20"/>
-            </w:pPr>
-            <w:r>
-              <w:rPr>
-                <w:b/>
-                <w:sz w:val="17"/>
-              </w:rPr>
-              <w:t>Tratamiento propuesto (evitar, reducir, compartir o aceptar)</w:t>
-            </w:r>
+            <w:tcW w:w="8150" w:type="dxa"/>
+          </w:tcPr>
+          <w:p>
+            <w:pPr>
+              <w:pStyle w:val="Compact"/>
+              <w:spacing w:before="20" w:after="20"/>
+            </w:pPr>
+            <w:r>
+              <w:rPr>
+                <w:sz w:val="17"/>
+              </w:rPr>
+              <w:t>Fecha y hora de identificación</w:t>
+            </w:r>
+          </w:p>
+        </w:tc>
+        <w:tc>
+          <w:tcPr>
+            <w:tcW w:w="1481" w:type="dxa"/>
+          </w:tcPr>
+          <w:p>
+            <w:pPr>
+              <w:pStyle w:val="Compact"/>
+              <w:spacing w:before="20" w:after="20"/>
+            </w:pPr>
           </w:p>
         </w:tc>
       </w:tr>
       <w:tr>
         <w:tc>
           <w:tcPr>
-            <w:tcW w:w="758" w:type="dxa"/>
-          </w:tcPr>
-          <w:p>
-            <w:pPr>
-              <w:pStyle w:val="Compact"/>
-              <w:spacing w:before="20" w:after="20"/>
-            </w:pPr>
-          </w:p>
-        </w:tc>
-        <w:tc>
-          <w:tcPr>
-            <w:tcW w:w="880" w:type="dxa"/>
-          </w:tcPr>
-          <w:p>
-            <w:pPr>
-              <w:pStyle w:val="Compact"/>
-              <w:spacing w:before="20" w:after="20"/>
-            </w:pPr>
-          </w:p>
-        </w:tc>
-        <w:tc>
-          <w:tcPr>
-            <w:tcW w:w="758" w:type="dxa"/>
-          </w:tcPr>
-          <w:p>
-            <w:pPr>
-              <w:pStyle w:val="Compact"/>
-              <w:spacing w:before="20" w:after="20"/>
-            </w:pPr>
-          </w:p>
-        </w:tc>
-        <w:tc>
-          <w:tcPr>
-            <w:tcW w:w="1251" w:type="dxa"/>
-          </w:tcPr>
-          <w:p>
-            <w:pPr>
-              <w:pStyle w:val="Compact"/>
-              <w:spacing w:before="20" w:after="20"/>
-            </w:pPr>
-          </w:p>
-        </w:tc>
-        <w:tc>
-          <w:tcPr>
-            <w:tcW w:w="758" w:type="dxa"/>
-          </w:tcPr>
-          <w:p>
-            <w:pPr>
-              <w:pStyle w:val="Compact"/>
-              <w:spacing w:before="20" w:after="20"/>
-            </w:pPr>
-          </w:p>
-        </w:tc>
-        <w:tc>
-          <w:tcPr>
-            <w:tcW w:w="758" w:type="dxa"/>
-          </w:tcPr>
-          <w:p>
-            <w:pPr>
-              <w:pStyle w:val="Compact"/>
-              <w:spacing w:before="20" w:after="20"/>
-            </w:pPr>
-          </w:p>
-        </w:tc>
-        <w:tc>
-          <w:tcPr>
-            <w:tcW w:w="758" w:type="dxa"/>
-          </w:tcPr>
-          <w:p>
-            <w:pPr>
-              <w:pStyle w:val="Compact"/>
-              <w:spacing w:before="20" w:after="20"/>
-            </w:pPr>
-          </w:p>
-        </w:tc>
-        <w:tc>
-          <w:tcPr>
-            <w:tcW w:w="927" w:type="dxa"/>
-          </w:tcPr>
-          <w:p>
-            <w:pPr>
-              <w:pStyle w:val="Compact"/>
-              <w:spacing w:before="20" w:after="20"/>
-            </w:pPr>
-          </w:p>
-        </w:tc>
-        <w:tc>
-          <w:tcPr>
-            <w:tcW w:w="2781" w:type="dxa"/>
-          </w:tcPr>
-          <w:p>
-            <w:pPr>
-              <w:pStyle w:val="Compact"/>
-              <w:spacing w:before="20" w:after="20"/>
-            </w:pPr>
-          </w:p>
-        </w:tc>
-      </w:tr>
-    </w:tbl>
-    <w:p>
-      <w:pPr>
-        <w:pStyle w:val="BodyText"/>
-      </w:pPr>
-    </w:p>
-    <w:p>
-      <w:pPr>
-        <w:pStyle w:val="BodyText"/>
-      </w:pPr>
-      <w:r>
-        <w:rPr/>
-        <w:t>Categorías: protección de datos personales; seguridad de la información; exactitud de los resultados; sesgo y discriminación; derechos de las personas trabajadoras; propiedad intelectual e imagen y voz de las personas; continuidad de la operación.</w:t>
-      </w:r>
-    </w:p>
-    <w:p>
-      <w:pPr>
-        <w:pStyle w:val="Heading3"/>
-      </w:pPr>
-      <w:r>
-        <w:rPr/>
-        <w:t>Registro de incidente de IA</w:t>
-      </w:r>
-    </w:p>
-    <w:tbl>
-      <w:tblPr>
-        <w:tblW w:w="9632" w:type="dxa"/>
-        <w:tblBorders>
-          <w:top w:val="single" w:sz="4" w:space="0" w:color="BFC0C0"/>
-          <w:left w:val="single" w:sz="4" w:space="0" w:color="BFC0C0"/>
-          <w:bottom w:val="single" w:sz="4" w:space="0" w:color="BFC0C0"/>
-          <w:right w:val="single" w:sz="4" w:space="0" w:color="BFC0C0"/>
-          <w:insideH w:val="single" w:sz="4" w:space="0" w:color="BFC0C0"/>
-          <w:insideV w:val="single" w:sz="4" w:space="0" w:color="BFC0C0"/>
-        </w:tblBorders>
-        <w:tblLayout w:type="fixed"/>
-        <w:tblLook w:firstColumn="1" w:firstRow="1" w:lastColumn="0" w:lastRow="0" w:noHBand="0" w:noVBand="1" w:val="04A0"/>
-      </w:tblPr>
-      <w:tblGrid>
-        <w:gridCol w:w="8520"/>
-        <w:gridCol w:w="1111"/>
-      </w:tblGrid>
-      <w:tr>
-        <w:trPr>
-          <w:tblHeader w:val="true"/>
-          <w:cantSplit/>
-        </w:trPr>
-        <w:tc>
-          <w:tcPr>
-            <w:tcW w:w="8520" w:type="dxa"/>
-            <w:shd w:val="clear" w:color="auto" w:fill="ECECEC"/>
-          </w:tcPr>
-          <w:p>
-            <w:pPr>
-              <w:pStyle w:val="Compact"/>
-              <w:spacing w:before="20" w:after="20"/>
-            </w:pPr>
-            <w:r>
-              <w:rPr>
-                <w:b/>
-                <w:sz w:val="17"/>
-              </w:rPr>
-              <w:t>Campo</w:t>
-            </w:r>
-          </w:p>
-        </w:tc>
-        <w:tc>
-          <w:tcPr>
-            <w:tcW w:w="1111" w:type="dxa"/>
-            <w:shd w:val="clear" w:color="auto" w:fill="ECECEC"/>
-          </w:tcPr>
-          <w:p>
-            <w:pPr>
-              <w:pStyle w:val="Compact"/>
-              <w:spacing w:before="20" w:after="20"/>
-            </w:pPr>
-            <w:r>
-              <w:rPr>
-                <w:b/>
-                <w:sz w:val="17"/>
-              </w:rPr>
-              <w:t>Contenido</w:t>
-            </w:r>
+            <w:tcW w:w="8150" w:type="dxa"/>
+          </w:tcPr>
+          <w:p>
+            <w:pPr>
+              <w:pStyle w:val="Compact"/>
+              <w:spacing w:before="20" w:after="20"/>
+            </w:pPr>
+            <w:r>
+              <w:rPr>
+                <w:sz w:val="17"/>
+              </w:rPr>
+              <w:t>Fecha y hora de reporte</w:t>
+            </w:r>
+          </w:p>
+        </w:tc>
+        <w:tc>
+          <w:tcPr>
+            <w:tcW w:w="1481" w:type="dxa"/>
+          </w:tcPr>
+          <w:p>
+            <w:pPr>
+              <w:pStyle w:val="Compact"/>
+              <w:spacing w:before="20" w:after="20"/>
+            </w:pPr>
           </w:p>
         </w:tc>
       </w:tr>
       <w:tr>
         <w:tc>
           <w:tcPr>
-            <w:tcW w:w="8520" w:type="dxa"/>
-          </w:tcPr>
-          <w:p>
-            <w:pPr>
-              <w:pStyle w:val="Compact"/>
-              <w:spacing w:before="20" w:after="20"/>
-            </w:pPr>
-            <w:r>
-              <w:rPr>
-                <w:sz w:val="17"/>
-              </w:rPr>
-              <w:t>Fecha y hora de identificación</w:t>
-            </w:r>
-          </w:p>
-        </w:tc>
-        <w:tc>
-          <w:tcPr>
-            <w:tcW w:w="1111" w:type="dxa"/>
+            <w:tcW w:w="8150" w:type="dxa"/>
+          </w:tcPr>
+          <w:p>
+            <w:pPr>
+              <w:pStyle w:val="Compact"/>
+              <w:spacing w:before="20" w:after="20"/>
+            </w:pPr>
+            <w:r>
+              <w:rPr>
+                <w:sz w:val="17"/>
+              </w:rPr>
+              <w:t>Descripción del incidente y sistema involucrado</w:t>
+            </w:r>
+          </w:p>
+        </w:tc>
+        <w:tc>
+          <w:tcPr>
+            <w:tcW w:w="1481" w:type="dxa"/>
           </w:tcPr>
           <w:p>
             <w:pPr>
@@ -3125,24 +3193,24 @@
       <w:tr>
         <w:tc>
           <w:tcPr>
-            <w:tcW w:w="8520" w:type="dxa"/>
-          </w:tcPr>
-          <w:p>
-            <w:pPr>
-              <w:pStyle w:val="Compact"/>
-              <w:spacing w:before="20" w:after="20"/>
-            </w:pPr>
-            <w:r>
-              <w:rPr>
-                <w:sz w:val="17"/>
-              </w:rPr>
-              <w:t>Fecha y hora de reporte</w:t>
-            </w:r>
-          </w:p>
-        </w:tc>
-        <w:tc>
-          <w:tcPr>
-            <w:tcW w:w="1111" w:type="dxa"/>
+            <w:tcW w:w="8150" w:type="dxa"/>
+          </w:tcPr>
+          <w:p>
+            <w:pPr>
+              <w:pStyle w:val="Compact"/>
+              <w:spacing w:before="20" w:after="20"/>
+            </w:pPr>
+            <w:r>
+              <w:rPr>
+                <w:sz w:val="17"/>
+              </w:rPr>
+              <w:t>Información y personas afectadas</w:t>
+            </w:r>
+          </w:p>
+        </w:tc>
+        <w:tc>
+          <w:tcPr>
+            <w:tcW w:w="1481" w:type="dxa"/>
           </w:tcPr>
           <w:p>
             <w:pPr>
@@ -3155,24 +3223,24 @@
       <w:tr>
         <w:tc>
           <w:tcPr>
-            <w:tcW w:w="8520" w:type="dxa"/>
-          </w:tcPr>
-          <w:p>
-            <w:pPr>
-              <w:pStyle w:val="Compact"/>
-              <w:spacing w:before="20" w:after="20"/>
-            </w:pPr>
-            <w:r>
-              <w:rPr>
-                <w:sz w:val="17"/>
-              </w:rPr>
-              <w:t>Descripción del incidente y sistema involucrado</w:t>
-            </w:r>
-          </w:p>
-        </w:tc>
-        <w:tc>
-          <w:tcPr>
-            <w:tcW w:w="1111" w:type="dxa"/>
+            <w:tcW w:w="8150" w:type="dxa"/>
+          </w:tcPr>
+          <w:p>
+            <w:pPr>
+              <w:pStyle w:val="Compact"/>
+              <w:spacing w:before="20" w:after="20"/>
+            </w:pPr>
+            <w:r>
+              <w:rPr>
+                <w:sz w:val="17"/>
+              </w:rPr>
+              <w:t>Medidas de contención aplicadas</w:t>
+            </w:r>
+          </w:p>
+        </w:tc>
+        <w:tc>
+          <w:tcPr>
+            <w:tcW w:w="1481" w:type="dxa"/>
           </w:tcPr>
           <w:p>
             <w:pPr>
@@ -3185,24 +3253,24 @@
       <w:tr>
         <w:tc>
           <w:tcPr>
-            <w:tcW w:w="8520" w:type="dxa"/>
-          </w:tcPr>
-          <w:p>
-            <w:pPr>
-              <w:pStyle w:val="Compact"/>
-              <w:spacing w:before="20" w:after="20"/>
-            </w:pPr>
-            <w:r>
-              <w:rPr>
-                <w:sz w:val="17"/>
-              </w:rPr>
-              <w:t>Información y personas afectadas</w:t>
-            </w:r>
-          </w:p>
-        </w:tc>
-        <w:tc>
-          <w:tcPr>
-            <w:tcW w:w="1111" w:type="dxa"/>
+            <w:tcW w:w="8150" w:type="dxa"/>
+          </w:tcPr>
+          <w:p>
+            <w:pPr>
+              <w:pStyle w:val="Compact"/>
+              <w:spacing w:before="20" w:after="20"/>
+            </w:pPr>
+            <w:r>
+              <w:rPr>
+                <w:sz w:val="17"/>
+              </w:rPr>
+              <w:t>Determinación sobre informar a las personas titulares y su fundamento</w:t>
+            </w:r>
+          </w:p>
+        </w:tc>
+        <w:tc>
+          <w:tcPr>
+            <w:tcW w:w="1481" w:type="dxa"/>
           </w:tcPr>
           <w:p>
             <w:pPr>
@@ -3215,24 +3283,24 @@
       <w:tr>
         <w:tc>
           <w:tcPr>
-            <w:tcW w:w="8520" w:type="dxa"/>
-          </w:tcPr>
-          <w:p>
-            <w:pPr>
-              <w:pStyle w:val="Compact"/>
-              <w:spacing w:before="20" w:after="20"/>
-            </w:pPr>
-            <w:r>
-              <w:rPr>
-                <w:sz w:val="17"/>
-              </w:rPr>
-              <w:t>Medidas de contención aplicadas</w:t>
-            </w:r>
-          </w:p>
-        </w:tc>
-        <w:tc>
-          <w:tcPr>
-            <w:tcW w:w="1111" w:type="dxa"/>
+            <w:tcW w:w="8150" w:type="dxa"/>
+          </w:tcPr>
+          <w:p>
+            <w:pPr>
+              <w:pStyle w:val="Compact"/>
+              <w:spacing w:before="20" w:after="20"/>
+            </w:pPr>
+            <w:r>
+              <w:rPr>
+                <w:sz w:val="17"/>
+              </w:rPr>
+              <w:t>Causa identificada</w:t>
+            </w:r>
+          </w:p>
+        </w:tc>
+        <w:tc>
+          <w:tcPr>
+            <w:tcW w:w="1481" w:type="dxa"/>
           </w:tcPr>
           <w:p>
             <w:pPr>
@@ -3245,67 +3313,7 @@
       <w:tr>
         <w:tc>
           <w:tcPr>
-            <w:tcW w:w="8520" w:type="dxa"/>
-          </w:tcPr>
-          <w:p>
-            <w:pPr>
-              <w:pStyle w:val="Compact"/>
-              <w:spacing w:before="20" w:after="20"/>
-            </w:pPr>
-            <w:r>
-              <w:rPr>
-                <w:sz w:val="17"/>
-              </w:rPr>
-              <w:t>Determinación sobre informar a las personas titulares y su fundamento</w:t>
-            </w:r>
-          </w:p>
-        </w:tc>
-        <w:tc>
-          <w:tcPr>
-            <w:tcW w:w="1111" w:type="dxa"/>
-          </w:tcPr>
-          <w:p>
-            <w:pPr>
-              <w:pStyle w:val="Compact"/>
-              <w:spacing w:before="20" w:after="20"/>
-            </w:pPr>
-          </w:p>
-        </w:tc>
-      </w:tr>
-      <w:tr>
-        <w:tc>
-          <w:tcPr>
-            <w:tcW w:w="8520" w:type="dxa"/>
-          </w:tcPr>
-          <w:p>
-            <w:pPr>
-              <w:pStyle w:val="Compact"/>
-              <w:spacing w:before="20" w:after="20"/>
-            </w:pPr>
-            <w:r>
-              <w:rPr>
-                <w:sz w:val="17"/>
-              </w:rPr>
-              <w:t>Causa identificada</w:t>
-            </w:r>
-          </w:p>
-        </w:tc>
-        <w:tc>
-          <w:tcPr>
-            <w:tcW w:w="1111" w:type="dxa"/>
-          </w:tcPr>
-          <w:p>
-            <w:pPr>
-              <w:pStyle w:val="Compact"/>
-              <w:spacing w:before="20" w:after="20"/>
-            </w:pPr>
-          </w:p>
-        </w:tc>
-      </w:tr>
-      <w:tr>
-        <w:tc>
-          <w:tcPr>
-            <w:tcW w:w="8520" w:type="dxa"/>
+            <w:tcW w:w="8150" w:type="dxa"/>
           </w:tcPr>
           <w:p>
             <w:pPr>
@@ -3322,7 +3330,7 @@
         </w:tc>
         <w:tc>
           <w:tcPr>
-            <w:tcW w:w="1111" w:type="dxa"/>
+            <w:tcW w:w="1481" w:type="dxa"/>
           </w:tcPr>
           <w:p>
             <w:pPr>
